--- a/2 data bases/lab/lab1/Отчет.docx
+++ b/2 data bases/lab/lab1/Отчет.docx
@@ -432,6 +432,7 @@
     </w:p>
     <w:p>
       <w:pPr>
+        <w:pStyle w:val="2"/>
         <w:rPr>
           <w:lang w:val="en-US"/>
         </w:rPr>
@@ -450,7 +451,13 @@
         <w:t>SQL</w:t>
       </w:r>
     </w:p>
-    <w:p/>
+    <w:p>
+      <w:pPr>
+        <w:rPr>
+          <w:lang w:val="en-US"/>
+        </w:rPr>
+      </w:pPr>
+    </w:p>
     <w:sectPr>
       <w:pgSz w:w="11906" w:h="16838"/>
       <w:pgMar w:top="964" w:right="1077" w:bottom="1440" w:left="1077" w:header="709" w:footer="709" w:gutter="0"/>

--- a/2 data bases/lab/lab1/Отчет.docx
+++ b/2 data bases/lab/lab1/Отчет.docx
@@ -4,11 +4,1082 @@
   <w:body>
     <w:p>
       <w:pPr>
+        <w:spacing w:after="0" w:line="360" w:lineRule="auto"/>
+        <w:ind w:left="-1134"/>
+        <w:jc w:val="center"/>
+        <w:rPr>
+          <w:rFonts w:ascii="Times New Roman" w:hAnsi="Times New Roman" w:cs="Times New Roman"/>
+          <w:b/>
+          <w:bCs/>
+          <w:sz w:val="28"/>
+          <w:szCs w:val="28"/>
+        </w:rPr>
+      </w:pPr>
+      <w:r>
+        <w:rPr>
+          <w:rFonts w:ascii="Times New Roman" w:hAnsi="Times New Roman" w:cs="Times New Roman"/>
+          <w:b/>
+          <w:bCs/>
+          <w:sz w:val="28"/>
+          <w:szCs w:val="28"/>
+        </w:rPr>
+        <w:t xml:space="preserve">Национальный Исследовательский </w:t>
+      </w:r>
+      <w:r>
+        <w:rPr>
+          <w:rFonts w:ascii="Times New Roman" w:hAnsi="Times New Roman" w:cs="Times New Roman"/>
+          <w:b/>
+          <w:bCs/>
+          <w:sz w:val="28"/>
+          <w:szCs w:val="28"/>
+        </w:rPr>
+        <w:t>Университет ИТМО</w:t>
+      </w:r>
+    </w:p>
+    <w:p>
+      <w:pPr>
+        <w:spacing w:before="1000" w:after="2000" w:line="360" w:lineRule="auto"/>
+        <w:ind w:left="-1134"/>
+        <w:jc w:val="center"/>
+        <w:rPr>
+          <w:rFonts w:ascii="Times New Roman" w:hAnsi="Times New Roman" w:cs="Times New Roman"/>
+          <w:b/>
+          <w:bCs/>
+          <w:sz w:val="32"/>
+          <w:szCs w:val="32"/>
+        </w:rPr>
+      </w:pPr>
+      <w:r>
+        <w:rPr>
+          <w:rFonts w:ascii="Times New Roman" w:hAnsi="Times New Roman" w:cs="Times New Roman"/>
+          <w:b/>
+          <w:bCs/>
+          <w:sz w:val="32"/>
+          <w:szCs w:val="32"/>
+        </w:rPr>
+        <w:t>Факультет Программной Инженерии и Компьютерной техники</w:t>
+      </w:r>
+    </w:p>
+    <w:p>
+      <w:pPr>
+        <w:spacing w:after="0" w:line="360" w:lineRule="auto"/>
+        <w:ind w:left="-1134" w:firstLine="709"/>
+        <w:jc w:val="center"/>
+        <w:rPr>
+          <w:rFonts w:ascii="Times New Roman" w:hAnsi="Times New Roman" w:cs="Times New Roman"/>
+          <w:sz w:val="32"/>
+          <w:szCs w:val="32"/>
+        </w:rPr>
+      </w:pPr>
+      <w:r>
+        <w:rPr>
+          <w:rFonts w:ascii="Times New Roman" w:hAnsi="Times New Roman" w:cs="Times New Roman"/>
+          <w:sz w:val="32"/>
+          <w:szCs w:val="32"/>
+        </w:rPr>
+        <w:t>Базы данных</w:t>
+      </w:r>
+    </w:p>
+    <w:p>
+      <w:pPr>
+        <w:spacing w:after="0" w:line="360" w:lineRule="auto"/>
+        <w:ind w:left="-1134" w:firstLine="709"/>
+        <w:jc w:val="center"/>
+        <w:rPr>
+          <w:rFonts w:ascii="Times New Roman" w:hAnsi="Times New Roman" w:cs="Times New Roman"/>
+          <w:sz w:val="32"/>
+          <w:szCs w:val="32"/>
+        </w:rPr>
+      </w:pPr>
+      <w:r>
+        <w:rPr>
+          <w:rFonts w:ascii="Times New Roman" w:hAnsi="Times New Roman" w:cs="Times New Roman"/>
+          <w:sz w:val="32"/>
+          <w:szCs w:val="32"/>
+        </w:rPr>
+        <w:t>Лабораторная работа</w:t>
+      </w:r>
+      <w:r>
+        <w:rPr>
+          <w:rFonts w:ascii="Times New Roman" w:hAnsi="Times New Roman" w:cs="Times New Roman"/>
+          <w:sz w:val="32"/>
+          <w:szCs w:val="32"/>
+        </w:rPr>
+        <w:t xml:space="preserve"> №1</w:t>
+      </w:r>
+    </w:p>
+    <w:p>
+      <w:pPr>
+        <w:spacing w:after="0" w:line="360" w:lineRule="auto"/>
+        <w:ind w:left="-1134" w:firstLine="709"/>
+        <w:jc w:val="center"/>
+        <w:rPr>
+          <w:rFonts w:ascii="Times New Roman" w:hAnsi="Times New Roman" w:cs="Times New Roman"/>
+          <w:sz w:val="32"/>
+          <w:szCs w:val="32"/>
+        </w:rPr>
+      </w:pPr>
+      <w:r>
+        <w:rPr>
+          <w:rFonts w:ascii="Times New Roman" w:hAnsi="Times New Roman" w:cs="Times New Roman"/>
+          <w:sz w:val="32"/>
+          <w:szCs w:val="32"/>
+        </w:rPr>
+        <w:t>Вариант №</w:t>
+      </w:r>
+      <w:r>
+        <w:rPr>
+          <w:rFonts w:ascii="Times New Roman" w:hAnsi="Times New Roman" w:cs="Times New Roman"/>
+          <w:sz w:val="32"/>
+          <w:szCs w:val="32"/>
+        </w:rPr>
+        <w:t>102326</w:t>
+      </w:r>
+    </w:p>
+    <w:p>
+      <w:pPr>
+        <w:spacing w:after="0" w:line="360" w:lineRule="auto"/>
+        <w:ind w:left="-1134" w:firstLine="709"/>
+        <w:jc w:val="center"/>
+        <w:rPr>
+          <w:rFonts w:ascii="Times New Roman" w:hAnsi="Times New Roman" w:cs="Times New Roman"/>
+        </w:rPr>
+      </w:pPr>
+    </w:p>
+    <w:p>
+      <w:pPr>
+        <w:spacing w:after="0" w:line="360" w:lineRule="auto"/>
+        <w:ind w:left="-1134" w:firstLine="709"/>
+        <w:jc w:val="right"/>
+        <w:rPr>
+          <w:rFonts w:ascii="Times New Roman" w:hAnsi="Times New Roman" w:cs="Times New Roman"/>
+          <w:sz w:val="28"/>
+          <w:szCs w:val="28"/>
+        </w:rPr>
+      </w:pPr>
+    </w:p>
+    <w:p>
+      <w:pPr>
+        <w:spacing w:after="0" w:line="360" w:lineRule="auto"/>
+        <w:ind w:left="-1134" w:firstLine="709"/>
+        <w:jc w:val="right"/>
+        <w:rPr>
+          <w:rFonts w:ascii="Times New Roman" w:hAnsi="Times New Roman" w:cs="Times New Roman"/>
+          <w:sz w:val="28"/>
+          <w:szCs w:val="28"/>
+        </w:rPr>
+      </w:pPr>
+    </w:p>
+    <w:p>
+      <w:pPr>
+        <w:spacing w:after="0" w:line="360" w:lineRule="auto"/>
+        <w:ind w:left="-1134" w:firstLine="709"/>
+        <w:jc w:val="right"/>
+        <w:rPr>
+          <w:rFonts w:ascii="Times New Roman" w:hAnsi="Times New Roman" w:cs="Times New Roman"/>
+          <w:sz w:val="28"/>
+          <w:szCs w:val="28"/>
+        </w:rPr>
+      </w:pPr>
+      <w:r>
+        <w:rPr>
+          <w:rFonts w:ascii="Times New Roman" w:hAnsi="Times New Roman" w:cs="Times New Roman"/>
+          <w:sz w:val="28"/>
+          <w:szCs w:val="28"/>
+        </w:rPr>
+        <w:t>Выполнил</w:t>
+      </w:r>
+      <w:r>
+        <w:rPr>
+          <w:rFonts w:ascii="Times New Roman" w:hAnsi="Times New Roman" w:cs="Times New Roman"/>
+          <w:sz w:val="28"/>
+          <w:szCs w:val="28"/>
+        </w:rPr>
+        <w:t>:</w:t>
+      </w:r>
+    </w:p>
+    <w:p>
+      <w:pPr>
+        <w:spacing w:after="0" w:line="360" w:lineRule="auto"/>
+        <w:ind w:left="-1134" w:firstLine="709"/>
+        <w:jc w:val="right"/>
+        <w:rPr>
+          <w:rFonts w:ascii="Times New Roman" w:hAnsi="Times New Roman" w:cs="Times New Roman"/>
+          <w:sz w:val="28"/>
+          <w:szCs w:val="28"/>
+        </w:rPr>
+      </w:pPr>
+      <w:r>
+        <w:rPr>
+          <w:rFonts w:ascii="Times New Roman" w:hAnsi="Times New Roman" w:cs="Times New Roman"/>
+          <w:sz w:val="28"/>
+          <w:szCs w:val="28"/>
+        </w:rPr>
+        <w:t>Башлачёв А.П.</w:t>
+      </w:r>
+    </w:p>
+    <w:p>
+      <w:pPr>
+        <w:spacing w:after="0" w:line="360" w:lineRule="auto"/>
+        <w:ind w:left="-1134" w:firstLine="709"/>
+        <w:jc w:val="right"/>
+        <w:rPr>
+          <w:rFonts w:ascii="Times New Roman" w:hAnsi="Times New Roman" w:cs="Times New Roman"/>
+          <w:sz w:val="28"/>
+          <w:szCs w:val="28"/>
+        </w:rPr>
+      </w:pPr>
+      <w:r>
+        <w:rPr>
+          <w:rFonts w:ascii="Times New Roman" w:hAnsi="Times New Roman" w:cs="Times New Roman"/>
+          <w:sz w:val="28"/>
+          <w:szCs w:val="28"/>
+        </w:rPr>
+        <w:t xml:space="preserve">Группа </w:t>
+      </w:r>
+      <w:r>
+        <w:rPr>
+          <w:rFonts w:ascii="Times New Roman" w:hAnsi="Times New Roman" w:cs="Times New Roman"/>
+          <w:sz w:val="28"/>
+          <w:szCs w:val="28"/>
+          <w:lang w:val="en-US"/>
+        </w:rPr>
+        <w:t>P</w:t>
+      </w:r>
+      <w:r>
+        <w:rPr>
+          <w:rFonts w:ascii="Times New Roman" w:hAnsi="Times New Roman" w:cs="Times New Roman"/>
+          <w:sz w:val="28"/>
+          <w:szCs w:val="28"/>
+        </w:rPr>
+        <w:t>3131</w:t>
+      </w:r>
+    </w:p>
+    <w:p>
+      <w:pPr>
+        <w:spacing w:after="0" w:line="360" w:lineRule="auto"/>
+        <w:ind w:left="-1134" w:firstLine="709"/>
+        <w:jc w:val="right"/>
+        <w:rPr>
+          <w:rFonts w:ascii="Times New Roman" w:hAnsi="Times New Roman" w:cs="Times New Roman"/>
+          <w:sz w:val="28"/>
+          <w:szCs w:val="28"/>
+        </w:rPr>
+      </w:pPr>
+      <w:r>
+        <w:rPr>
+          <w:rFonts w:ascii="Times New Roman" w:hAnsi="Times New Roman" w:cs="Times New Roman"/>
+          <w:sz w:val="28"/>
+          <w:szCs w:val="28"/>
+        </w:rPr>
+        <w:t>Проверил:</w:t>
+      </w:r>
+      <w:r>
+        <w:rPr>
+          <w:rFonts w:ascii="Times New Roman" w:hAnsi="Times New Roman" w:cs="Times New Roman"/>
+          <w:sz w:val="28"/>
+          <w:szCs w:val="28"/>
+        </w:rPr>
+        <w:br/>
+      </w:r>
+      <w:r>
+        <w:rPr>
+          <w:rFonts w:ascii="Times New Roman" w:hAnsi="Times New Roman" w:cs="Times New Roman"/>
+          <w:sz w:val="28"/>
+          <w:szCs w:val="28"/>
+        </w:rPr>
+        <w:t>Харитонова А.Е.</w:t>
+      </w:r>
+    </w:p>
+    <w:p>
+      <w:pPr>
+        <w:spacing w:after="0" w:line="360" w:lineRule="auto"/>
+        <w:ind w:left="-1134" w:firstLine="709"/>
+        <w:jc w:val="right"/>
+        <w:rPr>
+          <w:rFonts w:ascii="Times New Roman" w:hAnsi="Times New Roman" w:cs="Times New Roman"/>
+          <w:sz w:val="28"/>
+          <w:szCs w:val="28"/>
+        </w:rPr>
+      </w:pPr>
+    </w:p>
+    <w:p>
+      <w:pPr>
+        <w:spacing w:after="0" w:line="360" w:lineRule="auto"/>
+        <w:ind w:left="-1134" w:firstLine="709"/>
+        <w:jc w:val="right"/>
+        <w:rPr>
+          <w:rFonts w:ascii="Times New Roman" w:hAnsi="Times New Roman" w:cs="Times New Roman"/>
+          <w:sz w:val="28"/>
+          <w:szCs w:val="28"/>
+        </w:rPr>
+      </w:pPr>
+    </w:p>
+    <w:p>
+      <w:pPr>
+        <w:spacing w:after="0" w:line="360" w:lineRule="auto"/>
+        <w:ind w:left="-1134" w:firstLine="709"/>
+        <w:jc w:val="right"/>
+        <w:rPr>
+          <w:rFonts w:ascii="Times New Roman" w:hAnsi="Times New Roman" w:cs="Times New Roman"/>
+          <w:sz w:val="28"/>
+          <w:szCs w:val="28"/>
+        </w:rPr>
+      </w:pPr>
+    </w:p>
+    <w:p>
+      <w:pPr>
+        <w:spacing w:after="0" w:line="360" w:lineRule="auto"/>
+        <w:ind w:left="-1134" w:firstLine="709"/>
+        <w:jc w:val="right"/>
+        <w:rPr>
+          <w:rFonts w:ascii="Times New Roman" w:hAnsi="Times New Roman" w:cs="Times New Roman"/>
+          <w:sz w:val="28"/>
+          <w:szCs w:val="28"/>
+        </w:rPr>
+      </w:pPr>
+    </w:p>
+    <w:p>
+      <w:pPr>
+        <w:spacing w:after="0" w:line="360" w:lineRule="auto"/>
+        <w:ind w:left="-1134" w:firstLine="709"/>
+        <w:jc w:val="right"/>
+        <w:rPr>
+          <w:rFonts w:ascii="Times New Roman" w:hAnsi="Times New Roman" w:cs="Times New Roman"/>
+          <w:sz w:val="28"/>
+          <w:szCs w:val="28"/>
+        </w:rPr>
+      </w:pPr>
+    </w:p>
+    <w:p>
+      <w:pPr>
+        <w:spacing w:after="0" w:line="360" w:lineRule="auto"/>
+        <w:ind w:left="-1134" w:firstLine="709"/>
+        <w:jc w:val="right"/>
+        <w:rPr>
+          <w:rFonts w:ascii="Times New Roman" w:hAnsi="Times New Roman" w:cs="Times New Roman"/>
+          <w:sz w:val="28"/>
+          <w:szCs w:val="28"/>
+        </w:rPr>
+      </w:pPr>
+    </w:p>
+    <w:p>
+      <w:pPr>
+        <w:spacing w:after="0" w:line="360" w:lineRule="auto"/>
+        <w:ind w:left="-1134" w:firstLine="709"/>
+        <w:jc w:val="right"/>
+        <w:rPr>
+          <w:rFonts w:ascii="Times New Roman" w:hAnsi="Times New Roman" w:cs="Times New Roman"/>
+          <w:sz w:val="28"/>
+          <w:szCs w:val="28"/>
+        </w:rPr>
+      </w:pPr>
+    </w:p>
+    <w:p>
+      <w:pPr>
+        <w:spacing w:after="0" w:line="360" w:lineRule="auto"/>
+        <w:ind w:left="-1134" w:firstLine="709"/>
+        <w:jc w:val="right"/>
+        <w:rPr>
+          <w:rFonts w:ascii="Times New Roman" w:hAnsi="Times New Roman" w:cs="Times New Roman"/>
+          <w:sz w:val="28"/>
+          <w:szCs w:val="28"/>
+        </w:rPr>
+      </w:pPr>
+    </w:p>
+    <w:p>
+      <w:pPr>
+        <w:spacing w:after="0" w:line="360" w:lineRule="auto"/>
+        <w:ind w:left="-1134" w:firstLine="709"/>
+        <w:jc w:val="center"/>
+        <w:rPr>
+          <w:rFonts w:ascii="Times New Roman" w:hAnsi="Times New Roman" w:cs="Times New Roman"/>
+          <w:sz w:val="28"/>
+          <w:szCs w:val="28"/>
+        </w:rPr>
+      </w:pPr>
+    </w:p>
+    <w:p>
+      <w:pPr>
+        <w:spacing w:after="0" w:line="360" w:lineRule="auto"/>
+        <w:jc w:val="center"/>
+        <w:rPr>
+          <w:rFonts w:ascii="Times New Roman" w:hAnsi="Times New Roman" w:cs="Times New Roman"/>
+          <w:sz w:val="28"/>
+          <w:szCs w:val="28"/>
+        </w:rPr>
+      </w:pPr>
+      <w:r>
+        <w:rPr>
+          <w:rFonts w:ascii="Times New Roman" w:hAnsi="Times New Roman" w:cs="Times New Roman"/>
+          <w:sz w:val="28"/>
+          <w:szCs w:val="28"/>
+        </w:rPr>
+        <w:t>Санкт-Петербург 202</w:t>
+      </w:r>
+      <w:r>
+        <w:rPr>
+          <w:rFonts w:ascii="Times New Roman" w:hAnsi="Times New Roman" w:cs="Times New Roman"/>
+          <w:sz w:val="28"/>
+          <w:szCs w:val="28"/>
+        </w:rPr>
+        <w:t>6</w:t>
+      </w:r>
+    </w:p>
+    <w:sdt>
+      <w:sdtPr>
+        <w:id w:val="982353839"/>
+        <w:docPartObj>
+          <w:docPartGallery w:val="Table of Contents"/>
+          <w:docPartUnique/>
+        </w:docPartObj>
+      </w:sdtPr>
+      <w:sdtEndPr>
+        <w:rPr>
+          <w:rFonts w:asciiTheme="minorHAnsi" w:eastAsiaTheme="minorHAnsi" w:hAnsiTheme="minorHAnsi" w:cstheme="minorBidi"/>
+          <w:b/>
+          <w:bCs/>
+          <w:color w:val="auto"/>
+          <w:kern w:val="2"/>
+          <w:sz w:val="24"/>
+          <w:szCs w:val="24"/>
+          <w:lang w:eastAsia="en-US"/>
+          <w14:ligatures w14:val="standardContextual"/>
+        </w:rPr>
+      </w:sdtEndPr>
+      <w:sdtContent>
+        <w:p>
+          <w:pPr>
+            <w:pStyle w:val="ac"/>
+          </w:pPr>
+          <w:r>
+            <w:t>Оглавление</w:t>
+          </w:r>
+        </w:p>
+        <w:p>
+          <w:pPr>
+            <w:pStyle w:val="23"/>
+            <w:tabs>
+              <w:tab w:val="right" w:leader="dot" w:pos="9742"/>
+            </w:tabs>
+            <w:rPr>
+              <w:noProof/>
+            </w:rPr>
+          </w:pPr>
+          <w:r>
+            <w:fldChar w:fldCharType="begin"/>
+          </w:r>
+          <w:r>
+            <w:instrText xml:space="preserve"> TOC \o "1-3" \h \z \u </w:instrText>
+          </w:r>
+          <w:r>
+            <w:fldChar w:fldCharType="separate"/>
+          </w:r>
+          <w:hyperlink w:anchor="_Toc224087704" w:history="1">
+            <w:r>
+              <w:rPr>
+                <w:rStyle w:val="ad"/>
+                <w:noProof/>
+              </w:rPr>
+              <w:t>1. Текст задания</w:t>
+            </w:r>
+            <w:r>
+              <w:rPr>
+                <w:noProof/>
+                <w:webHidden/>
+              </w:rPr>
+              <w:tab/>
+            </w:r>
+            <w:r>
+              <w:rPr>
+                <w:noProof/>
+                <w:webHidden/>
+              </w:rPr>
+              <w:fldChar w:fldCharType="begin"/>
+            </w:r>
+            <w:r>
+              <w:rPr>
+                <w:noProof/>
+                <w:webHidden/>
+              </w:rPr>
+              <w:instrText xml:space="preserve"> PAGEREF _Toc224087704 \h </w:instrText>
+            </w:r>
+            <w:r>
+              <w:rPr>
+                <w:noProof/>
+                <w:webHidden/>
+              </w:rPr>
+            </w:r>
+            <w:r>
+              <w:rPr>
+                <w:noProof/>
+                <w:webHidden/>
+              </w:rPr>
+              <w:fldChar w:fldCharType="separate"/>
+            </w:r>
+            <w:r>
+              <w:rPr>
+                <w:noProof/>
+                <w:webHidden/>
+              </w:rPr>
+              <w:t>2</w:t>
+            </w:r>
+            <w:r>
+              <w:rPr>
+                <w:noProof/>
+                <w:webHidden/>
+              </w:rPr>
+              <w:fldChar w:fldCharType="end"/>
+            </w:r>
+          </w:hyperlink>
+        </w:p>
+        <w:p>
+          <w:pPr>
+            <w:pStyle w:val="23"/>
+            <w:tabs>
+              <w:tab w:val="right" w:leader="dot" w:pos="9742"/>
+            </w:tabs>
+            <w:rPr>
+              <w:noProof/>
+            </w:rPr>
+          </w:pPr>
+          <w:hyperlink w:anchor="_Toc224087705" w:history="1">
+            <w:r>
+              <w:rPr>
+                <w:rStyle w:val="ad"/>
+                <w:noProof/>
+              </w:rPr>
+              <w:t>2. Описание предметной области</w:t>
+            </w:r>
+            <w:r>
+              <w:rPr>
+                <w:noProof/>
+                <w:webHidden/>
+              </w:rPr>
+              <w:tab/>
+            </w:r>
+            <w:r>
+              <w:rPr>
+                <w:noProof/>
+                <w:webHidden/>
+              </w:rPr>
+              <w:fldChar w:fldCharType="begin"/>
+            </w:r>
+            <w:r>
+              <w:rPr>
+                <w:noProof/>
+                <w:webHidden/>
+              </w:rPr>
+              <w:instrText xml:space="preserve"> PAGEREF _Toc224087705 \h </w:instrText>
+            </w:r>
+            <w:r>
+              <w:rPr>
+                <w:noProof/>
+                <w:webHidden/>
+              </w:rPr>
+            </w:r>
+            <w:r>
+              <w:rPr>
+                <w:noProof/>
+                <w:webHidden/>
+              </w:rPr>
+              <w:fldChar w:fldCharType="separate"/>
+            </w:r>
+            <w:r>
+              <w:rPr>
+                <w:noProof/>
+                <w:webHidden/>
+              </w:rPr>
+              <w:t>3</w:t>
+            </w:r>
+            <w:r>
+              <w:rPr>
+                <w:noProof/>
+                <w:webHidden/>
+              </w:rPr>
+              <w:fldChar w:fldCharType="end"/>
+            </w:r>
+          </w:hyperlink>
+        </w:p>
+        <w:p>
+          <w:pPr>
+            <w:pStyle w:val="23"/>
+            <w:tabs>
+              <w:tab w:val="right" w:leader="dot" w:pos="9742"/>
+            </w:tabs>
+            <w:rPr>
+              <w:noProof/>
+            </w:rPr>
+          </w:pPr>
+          <w:hyperlink w:anchor="_Toc224087706" w:history="1">
+            <w:r>
+              <w:rPr>
+                <w:rStyle w:val="ad"/>
+                <w:noProof/>
+              </w:rPr>
+              <w:t>3. Список сущностей и их классификация</w:t>
+            </w:r>
+            <w:r>
+              <w:rPr>
+                <w:noProof/>
+                <w:webHidden/>
+              </w:rPr>
+              <w:tab/>
+            </w:r>
+            <w:r>
+              <w:rPr>
+                <w:noProof/>
+                <w:webHidden/>
+              </w:rPr>
+              <w:fldChar w:fldCharType="begin"/>
+            </w:r>
+            <w:r>
+              <w:rPr>
+                <w:noProof/>
+                <w:webHidden/>
+              </w:rPr>
+              <w:instrText xml:space="preserve"> PAGEREF _Toc224087706 \h </w:instrText>
+            </w:r>
+            <w:r>
+              <w:rPr>
+                <w:noProof/>
+                <w:webHidden/>
+              </w:rPr>
+            </w:r>
+            <w:r>
+              <w:rPr>
+                <w:noProof/>
+                <w:webHidden/>
+              </w:rPr>
+              <w:fldChar w:fldCharType="separate"/>
+            </w:r>
+            <w:r>
+              <w:rPr>
+                <w:noProof/>
+                <w:webHidden/>
+              </w:rPr>
+              <w:t>3</w:t>
+            </w:r>
+            <w:r>
+              <w:rPr>
+                <w:noProof/>
+                <w:webHidden/>
+              </w:rPr>
+              <w:fldChar w:fldCharType="end"/>
+            </w:r>
+          </w:hyperlink>
+        </w:p>
+        <w:p>
+          <w:pPr>
+            <w:pStyle w:val="23"/>
+            <w:tabs>
+              <w:tab w:val="right" w:leader="dot" w:pos="9742"/>
+            </w:tabs>
+            <w:rPr>
+              <w:noProof/>
+            </w:rPr>
+          </w:pPr>
+          <w:hyperlink w:anchor="_Toc224087707" w:history="1">
+            <w:r>
+              <w:rPr>
+                <w:rStyle w:val="ad"/>
+                <w:noProof/>
+              </w:rPr>
+              <w:t>4. Инфологическая модель</w:t>
+            </w:r>
+            <w:r>
+              <w:rPr>
+                <w:noProof/>
+                <w:webHidden/>
+              </w:rPr>
+              <w:tab/>
+            </w:r>
+            <w:r>
+              <w:rPr>
+                <w:noProof/>
+                <w:webHidden/>
+              </w:rPr>
+              <w:fldChar w:fldCharType="begin"/>
+            </w:r>
+            <w:r>
+              <w:rPr>
+                <w:noProof/>
+                <w:webHidden/>
+              </w:rPr>
+              <w:instrText xml:space="preserve"> PAGEREF _Toc224087707 \h </w:instrText>
+            </w:r>
+            <w:r>
+              <w:rPr>
+                <w:noProof/>
+                <w:webHidden/>
+              </w:rPr>
+            </w:r>
+            <w:r>
+              <w:rPr>
+                <w:noProof/>
+                <w:webHidden/>
+              </w:rPr>
+              <w:fldChar w:fldCharType="separate"/>
+            </w:r>
+            <w:r>
+              <w:rPr>
+                <w:noProof/>
+                <w:webHidden/>
+              </w:rPr>
+              <w:t>4</w:t>
+            </w:r>
+            <w:r>
+              <w:rPr>
+                <w:noProof/>
+                <w:webHidden/>
+              </w:rPr>
+              <w:fldChar w:fldCharType="end"/>
+            </w:r>
+          </w:hyperlink>
+        </w:p>
+        <w:p>
+          <w:pPr>
+            <w:pStyle w:val="23"/>
+            <w:tabs>
+              <w:tab w:val="right" w:leader="dot" w:pos="9742"/>
+            </w:tabs>
+            <w:rPr>
+              <w:noProof/>
+            </w:rPr>
+          </w:pPr>
+          <w:hyperlink w:anchor="_Toc224087709" w:history="1">
+            <w:r>
+              <w:rPr>
+                <w:rStyle w:val="ad"/>
+                <w:noProof/>
+                <w:lang w:val="en-US"/>
+              </w:rPr>
+              <w:t xml:space="preserve">5. </w:t>
+            </w:r>
+            <w:r>
+              <w:rPr>
+                <w:rStyle w:val="ad"/>
+                <w:noProof/>
+              </w:rPr>
+              <w:t>Даталогическая модель</w:t>
+            </w:r>
+            <w:r>
+              <w:rPr>
+                <w:noProof/>
+                <w:webHidden/>
+              </w:rPr>
+              <w:tab/>
+            </w:r>
+            <w:r>
+              <w:rPr>
+                <w:noProof/>
+                <w:webHidden/>
+              </w:rPr>
+              <w:fldChar w:fldCharType="begin"/>
+            </w:r>
+            <w:r>
+              <w:rPr>
+                <w:noProof/>
+                <w:webHidden/>
+              </w:rPr>
+              <w:instrText xml:space="preserve"> PAGEREF _Toc224087709 \h </w:instrText>
+            </w:r>
+            <w:r>
+              <w:rPr>
+                <w:noProof/>
+                <w:webHidden/>
+              </w:rPr>
+            </w:r>
+            <w:r>
+              <w:rPr>
+                <w:noProof/>
+                <w:webHidden/>
+              </w:rPr>
+              <w:fldChar w:fldCharType="separate"/>
+            </w:r>
+            <w:r>
+              <w:rPr>
+                <w:noProof/>
+                <w:webHidden/>
+              </w:rPr>
+              <w:t>4</w:t>
+            </w:r>
+            <w:r>
+              <w:rPr>
+                <w:noProof/>
+                <w:webHidden/>
+              </w:rPr>
+              <w:fldChar w:fldCharType="end"/>
+            </w:r>
+          </w:hyperlink>
+        </w:p>
+        <w:p>
+          <w:pPr>
+            <w:pStyle w:val="23"/>
+            <w:tabs>
+              <w:tab w:val="right" w:leader="dot" w:pos="9742"/>
+            </w:tabs>
+            <w:rPr>
+              <w:noProof/>
+            </w:rPr>
+          </w:pPr>
+          <w:hyperlink w:anchor="_Toc224087710" w:history="1">
+            <w:r>
+              <w:rPr>
+                <w:rStyle w:val="ad"/>
+                <w:noProof/>
+              </w:rPr>
+              <w:t xml:space="preserve">6. Реализация модели на языке </w:t>
+            </w:r>
+            <w:r>
+              <w:rPr>
+                <w:rStyle w:val="ad"/>
+                <w:noProof/>
+                <w:lang w:val="en-US"/>
+              </w:rPr>
+              <w:t>SQL</w:t>
+            </w:r>
+            <w:r>
+              <w:rPr>
+                <w:noProof/>
+                <w:webHidden/>
+              </w:rPr>
+              <w:tab/>
+            </w:r>
+            <w:r>
+              <w:rPr>
+                <w:noProof/>
+                <w:webHidden/>
+              </w:rPr>
+              <w:fldChar w:fldCharType="begin"/>
+            </w:r>
+            <w:r>
+              <w:rPr>
+                <w:noProof/>
+                <w:webHidden/>
+              </w:rPr>
+              <w:instrText xml:space="preserve"> PAGEREF _Toc224087710 \h </w:instrText>
+            </w:r>
+            <w:r>
+              <w:rPr>
+                <w:noProof/>
+                <w:webHidden/>
+              </w:rPr>
+            </w:r>
+            <w:r>
+              <w:rPr>
+                <w:noProof/>
+                <w:webHidden/>
+              </w:rPr>
+              <w:fldChar w:fldCharType="separate"/>
+            </w:r>
+            <w:r>
+              <w:rPr>
+                <w:noProof/>
+                <w:webHidden/>
+              </w:rPr>
+              <w:t>5</w:t>
+            </w:r>
+            <w:r>
+              <w:rPr>
+                <w:noProof/>
+                <w:webHidden/>
+              </w:rPr>
+              <w:fldChar w:fldCharType="end"/>
+            </w:r>
+          </w:hyperlink>
+        </w:p>
+        <w:p>
+          <w:pPr>
+            <w:rPr>
+              <w:b/>
+              <w:bCs/>
+            </w:rPr>
+          </w:pPr>
+          <w:r>
+            <w:rPr>
+              <w:b/>
+              <w:bCs/>
+            </w:rPr>
+            <w:fldChar w:fldCharType="end"/>
+          </w:r>
+        </w:p>
+        <w:p>
+          <w:pPr>
+            <w:rPr>
+              <w:b/>
+              <w:bCs/>
+            </w:rPr>
+          </w:pPr>
+        </w:p>
+        <w:p>
+          <w:pPr>
+            <w:rPr>
+              <w:b/>
+              <w:bCs/>
+            </w:rPr>
+          </w:pPr>
+        </w:p>
+        <w:p>
+          <w:pPr>
+            <w:rPr>
+              <w:b/>
+              <w:bCs/>
+            </w:rPr>
+          </w:pPr>
+        </w:p>
+        <w:p>
+          <w:pPr>
+            <w:rPr>
+              <w:b/>
+              <w:bCs/>
+            </w:rPr>
+          </w:pPr>
+        </w:p>
+        <w:p>
+          <w:pPr>
+            <w:rPr>
+              <w:b/>
+              <w:bCs/>
+            </w:rPr>
+          </w:pPr>
+        </w:p>
+        <w:p>
+          <w:pPr>
+            <w:rPr>
+              <w:b/>
+              <w:bCs/>
+            </w:rPr>
+          </w:pPr>
+        </w:p>
+        <w:p>
+          <w:pPr>
+            <w:rPr>
+              <w:b/>
+              <w:bCs/>
+            </w:rPr>
+          </w:pPr>
+        </w:p>
+        <w:p>
+          <w:pPr>
+            <w:rPr>
+              <w:b/>
+              <w:bCs/>
+            </w:rPr>
+          </w:pPr>
+        </w:p>
+        <w:p>
+          <w:pPr>
+            <w:rPr>
+              <w:b/>
+              <w:bCs/>
+            </w:rPr>
+          </w:pPr>
+        </w:p>
+        <w:p>
+          <w:pPr>
+            <w:rPr>
+              <w:b/>
+              <w:bCs/>
+            </w:rPr>
+          </w:pPr>
+        </w:p>
+        <w:p>
+          <w:pPr>
+            <w:rPr>
+              <w:b/>
+              <w:bCs/>
+            </w:rPr>
+          </w:pPr>
+        </w:p>
+        <w:p>
+          <w:pPr>
+            <w:rPr>
+              <w:b/>
+              <w:bCs/>
+            </w:rPr>
+          </w:pPr>
+        </w:p>
+        <w:p>
+          <w:pPr>
+            <w:rPr>
+              <w:b/>
+              <w:bCs/>
+            </w:rPr>
+          </w:pPr>
+        </w:p>
+        <w:p>
+          <w:pPr>
+            <w:rPr>
+              <w:b/>
+              <w:bCs/>
+            </w:rPr>
+          </w:pPr>
+        </w:p>
+        <w:p>
+          <w:pPr>
+            <w:rPr>
+              <w:b/>
+              <w:bCs/>
+            </w:rPr>
+          </w:pPr>
+        </w:p>
+        <w:p>
+          <w:pPr>
+            <w:rPr>
+              <w:b/>
+              <w:bCs/>
+            </w:rPr>
+          </w:pPr>
+        </w:p>
+        <w:p>
+          <w:pPr>
+            <w:rPr>
+              <w:b/>
+              <w:bCs/>
+            </w:rPr>
+          </w:pPr>
+        </w:p>
+        <w:p>
+          <w:pPr>
+            <w:rPr>
+              <w:b/>
+              <w:bCs/>
+            </w:rPr>
+          </w:pPr>
+        </w:p>
+        <w:p>
+          <w:pPr>
+            <w:rPr>
+              <w:b/>
+              <w:bCs/>
+            </w:rPr>
+          </w:pPr>
+        </w:p>
+        <w:p>
+          <w:pPr>
+            <w:rPr>
+              <w:b/>
+              <w:bCs/>
+            </w:rPr>
+          </w:pPr>
+        </w:p>
+        <w:p/>
+      </w:sdtContent>
+    </w:sdt>
+    <w:bookmarkStart w:id="0" w:name="_Toc224087704" w:displacedByCustomXml="prev"/>
+    <w:p>
+      <w:pPr>
         <w:pStyle w:val="2"/>
       </w:pPr>
       <w:r>
-        <w:t>1. Текст задания</w:t>
-      </w:r>
+        <w:lastRenderedPageBreak/>
+        <w:t xml:space="preserve">1. </w:t>
+      </w:r>
+      <w:r>
+        <w:t>Текст задания</w:t>
+      </w:r>
+      <w:bookmarkEnd w:id="0"/>
     </w:p>
     <w:p>
       <w:r>
@@ -83,9 +1154,11 @@
       <w:pPr>
         <w:pStyle w:val="2"/>
       </w:pPr>
+      <w:bookmarkStart w:id="1" w:name="_Toc224087705"/>
       <w:r>
         <w:t>2. Описание предметной области</w:t>
       </w:r>
+      <w:bookmarkEnd w:id="1"/>
     </w:p>
     <w:p>
       <w:pPr>
@@ -196,9 +1269,11 @@
       <w:pPr>
         <w:pStyle w:val="2"/>
       </w:pPr>
+      <w:bookmarkStart w:id="2" w:name="_Toc224087706"/>
       <w:r>
         <w:t>3. Список сущностей и их классификация</w:t>
       </w:r>
+      <w:bookmarkEnd w:id="2"/>
     </w:p>
     <w:p>
       <w:pPr>
@@ -330,15 +1405,21 @@
       <w:pPr>
         <w:pStyle w:val="2"/>
       </w:pPr>
+      <w:bookmarkStart w:id="3" w:name="_Toc224087707"/>
       <w:r>
         <w:lastRenderedPageBreak/>
-        <w:t xml:space="preserve">4. Инфологическая модель </w:t>
+        <w:t>4. Инфологическая модель</w:t>
+      </w:r>
+      <w:bookmarkEnd w:id="3"/>
+      <w:r>
+        <w:t xml:space="preserve"> </w:t>
       </w:r>
     </w:p>
     <w:p>
       <w:pPr>
         <w:pStyle w:val="2"/>
       </w:pPr>
+      <w:bookmarkStart w:id="4" w:name="_Toc224087708"/>
       <w:r>
         <w:drawing>
           <wp:inline distT="0" distB="0" distL="0" distR="0" wp14:anchorId="5683FC50" wp14:editId="5E3B164A">
@@ -356,7 +1437,7 @@
                     <pic:cNvPicPr/>
                   </pic:nvPicPr>
                   <pic:blipFill>
-                    <a:blip r:embed="rId5"/>
+                    <a:blip r:embed="rId6"/>
                     <a:stretch>
                       <a:fillRect/>
                     </a:stretch>
@@ -376,11 +1457,13 @@
           </wp:inline>
         </w:drawing>
       </w:r>
+      <w:bookmarkEnd w:id="4"/>
     </w:p>
     <w:p>
       <w:pPr>
         <w:pStyle w:val="2"/>
       </w:pPr>
+      <w:bookmarkStart w:id="5" w:name="_Toc224087709"/>
       <w:r>
         <w:rPr>
           <w:lang w:val="en-US"/>
@@ -390,6 +1473,7 @@
       <w:r>
         <w:t>Даталогическая модель</w:t>
       </w:r>
+      <w:bookmarkEnd w:id="5"/>
     </w:p>
     <w:p>
       <w:r>
@@ -409,7 +1493,7 @@
                     <pic:cNvPicPr/>
                   </pic:nvPicPr>
                   <pic:blipFill>
-                    <a:blip r:embed="rId6"/>
+                    <a:blip r:embed="rId7"/>
                     <a:stretch>
                       <a:fillRect/>
                     </a:stretch>
@@ -437,6 +1521,7 @@
           <w:lang w:val="en-US"/>
         </w:rPr>
       </w:pPr>
+      <w:bookmarkStart w:id="6" w:name="_Toc224087710"/>
       <w:r>
         <w:lastRenderedPageBreak/>
         <w:t xml:space="preserve">6. </w:t>
@@ -450,6 +1535,7 @@
         </w:rPr>
         <w:t>SQL</w:t>
       </w:r>
+      <w:bookmarkEnd w:id="6"/>
     </w:p>
     <w:p>
       <w:pPr>
@@ -457,6 +1543,19 @@
           <w:lang w:val="en-US"/>
         </w:rPr>
       </w:pPr>
+    </w:p>
+    <w:p>
+      <w:pPr>
+        <w:rPr>
+          <w:lang w:val="en-US"/>
+        </w:rPr>
+      </w:pPr>
+      <w:r>
+        <w:rPr>
+          <w:lang w:val="en-US"/>
+        </w:rPr>
+        <w:t>https://github.com/SmyZikbeast/itmo/tree/main/2%20data%20bases/lab/lab1/scripts</w:t>
+      </w:r>
     </w:p>
     <w:sectPr>
       <w:pgSz w:w="11906" w:h="16838"/>
@@ -1735,6 +2834,50 @@
       <w:spacing w:val="5"/>
     </w:rPr>
   </w:style>
+  <w:style w:type="paragraph" w:styleId="ac">
+    <w:name w:val="TOC Heading"/>
+    <w:basedOn w:val="1"/>
+    <w:next w:val="a"/>
+    <w:uiPriority w:val="39"/>
+    <w:unhideWhenUsed/>
+    <w:qFormat/>
+    <w:rsid w:val="004926D2"/>
+    <w:pPr>
+      <w:spacing w:before="240" w:after="0" w:line="259" w:lineRule="auto"/>
+      <w:outlineLvl w:val="9"/>
+    </w:pPr>
+    <w:rPr>
+      <w:kern w:val="0"/>
+      <w:sz w:val="32"/>
+      <w:szCs w:val="32"/>
+      <w:lang w:eastAsia="ru-RU"/>
+      <w14:ligatures w14:val="none"/>
+    </w:rPr>
+  </w:style>
+  <w:style w:type="paragraph" w:styleId="23">
+    <w:name w:val="toc 2"/>
+    <w:basedOn w:val="a"/>
+    <w:next w:val="a"/>
+    <w:autoRedefine/>
+    <w:uiPriority w:val="39"/>
+    <w:unhideWhenUsed/>
+    <w:rsid w:val="004926D2"/>
+    <w:pPr>
+      <w:spacing w:after="100"/>
+      <w:ind w:left="240"/>
+    </w:pPr>
+  </w:style>
+  <w:style w:type="character" w:styleId="ad">
+    <w:name w:val="Hyperlink"/>
+    <w:basedOn w:val="a0"/>
+    <w:uiPriority w:val="99"/>
+    <w:unhideWhenUsed/>
+    <w:rsid w:val="004926D2"/>
+    <w:rPr>
+      <w:color w:val="467886" w:themeColor="hyperlink"/>
+      <w:u w:val="single"/>
+    </w:rPr>
+  </w:style>
 </w:styles>
 </file>
 
@@ -2051,4 +3194,16 @@
     </a:ext>
   </a:extLst>
 </a:theme>
+</file>
+
+<file path=customXml/item1.xml><?xml version="1.0" encoding="utf-8"?>
+<b:Sources xmlns:b="http://schemas.openxmlformats.org/officeDocument/2006/bibliography" xmlns="http://schemas.openxmlformats.org/officeDocument/2006/bibliography" SelectedStyle="\APASixthEditionOfficeOnline.xsl" StyleName="APA" Version="6"/>
+</file>
+
+<file path=customXml/itemProps1.xml><?xml version="1.0" encoding="utf-8"?>
+<ds:datastoreItem xmlns:ds="http://schemas.openxmlformats.org/officeDocument/2006/customXml" ds:itemID="{408E1210-DFC5-4A4B-B17D-570589037E77}">
+  <ds:schemaRefs>
+    <ds:schemaRef ds:uri="http://schemas.openxmlformats.org/officeDocument/2006/bibliography"/>
+  </ds:schemaRefs>
+</ds:datastoreItem>
 </file>
--- a/2 data bases/lab/lab1/Отчет.docx
+++ b/2 data bases/lab/lab1/Отчет.docx
@@ -215,8 +215,18 @@
           <w:sz w:val="28"/>
           <w:szCs w:val="28"/>
         </w:rPr>
-        <w:t>Башлачёв А.П.</w:t>
-      </w:r>
+        <w:t xml:space="preserve">Башлачёв </w:t>
+      </w:r>
+      <w:proofErr w:type="gramStart"/>
+      <w:r>
+        <w:rPr>
+          <w:rFonts w:ascii="Times New Roman" w:hAnsi="Times New Roman" w:cs="Times New Roman"/>
+          <w:sz w:val="28"/>
+          <w:szCs w:val="28"/>
+        </w:rPr>
+        <w:t>А.П.</w:t>
+      </w:r>
+      <w:proofErr w:type="gramEnd"/>
     </w:p>
     <w:p>
       <w:pPr>
@@ -428,6 +438,15 @@
     </w:p>
     <w:sdt>
       <w:sdtPr>
+        <w:rPr>
+          <w:rFonts w:asciiTheme="minorHAnsi" w:eastAsiaTheme="minorHAnsi" w:hAnsiTheme="minorHAnsi" w:cstheme="minorBidi"/>
+          <w:color w:val="auto"/>
+          <w:kern w:val="2"/>
+          <w:sz w:val="24"/>
+          <w:szCs w:val="24"/>
+          <w:lang w:eastAsia="en-US"/>
+          <w14:ligatures w14:val="standardContextual"/>
+        </w:rPr>
         <w:id w:val="982353839"/>
         <w:docPartObj>
           <w:docPartGallery w:val="Table of Contents"/>
@@ -436,15 +455,8 @@
       </w:sdtPr>
       <w:sdtEndPr>
         <w:rPr>
-          <w:rFonts w:asciiTheme="minorHAnsi" w:eastAsiaTheme="minorHAnsi" w:hAnsiTheme="minorHAnsi" w:cstheme="minorBidi"/>
           <w:b/>
           <w:bCs/>
-          <w:color w:val="auto"/>
-          <w:kern w:val="2"/>
-          <w:sz w:val="24"/>
-          <w:szCs w:val="24"/>
-          <w:lang w:eastAsia="en-US"/>
-          <w14:ligatures w14:val="standardContextual"/>
         </w:rPr>
       </w:sdtEndPr>
       <w:sdtContent>
@@ -1064,6 +1076,20 @@
             </w:rPr>
           </w:pPr>
         </w:p>
+        <w:p>
+          <w:pPr>
+            <w:rPr>
+              <w:lang w:val="en-US"/>
+            </w:rPr>
+          </w:pPr>
+        </w:p>
+        <w:p>
+          <w:pPr>
+            <w:rPr>
+              <w:lang w:val="en-US"/>
+            </w:rPr>
+          </w:pPr>
+        </w:p>
         <w:p/>
       </w:sdtContent>
     </w:sdt>
@@ -1073,7 +1099,6 @@
         <w:pStyle w:val="2"/>
       </w:pPr>
       <w:r>
-        <w:lastRenderedPageBreak/>
         <w:t xml:space="preserve">1. </w:t>
       </w:r>
       <w:r>
@@ -1421,6 +1446,9 @@
       </w:pPr>
       <w:bookmarkStart w:id="4" w:name="_Toc224087708"/>
       <w:r>
+        <w:rPr>
+          <w:noProof/>
+        </w:rPr>
         <w:drawing>
           <wp:inline distT="0" distB="0" distL="0" distR="0" wp14:anchorId="5683FC50" wp14:editId="5E3B164A">
             <wp:extent cx="4581525" cy="3293507"/>
@@ -1477,6 +1505,9 @@
     </w:p>
     <w:p>
       <w:r>
+        <w:rPr>
+          <w:noProof/>
+        </w:rPr>
         <w:drawing>
           <wp:inline distT="0" distB="0" distL="0" distR="0" wp14:anchorId="10389BAE" wp14:editId="7A67A948">
             <wp:extent cx="4572000" cy="4849544"/>
@@ -1517,9 +1548,6 @@
     <w:p>
       <w:pPr>
         <w:pStyle w:val="2"/>
-        <w:rPr>
-          <w:lang w:val="en-US"/>
-        </w:rPr>
       </w:pPr>
       <w:bookmarkStart w:id="6" w:name="_Toc224087710"/>
       <w:r>
@@ -1537,24 +1565,118 @@
       </w:r>
       <w:bookmarkEnd w:id="6"/>
     </w:p>
-    <w:p>
-      <w:pPr>
+    <w:p/>
+    <w:p>
+      <w:r>
         <w:rPr>
           <w:lang w:val="en-US"/>
         </w:rPr>
-      </w:pPr>
-    </w:p>
-    <w:p>
-      <w:pPr>
+        <w:t>https</w:t>
+      </w:r>
+      <w:r>
+        <w:t>://</w:t>
+      </w:r>
+      <w:proofErr w:type="spellStart"/>
+      <w:r>
         <w:rPr>
           <w:lang w:val="en-US"/>
         </w:rPr>
-      </w:pPr>
+        <w:t>github</w:t>
+      </w:r>
+      <w:proofErr w:type="spellEnd"/>
+      <w:r>
+        <w:t>.</w:t>
+      </w:r>
       <w:r>
         <w:rPr>
           <w:lang w:val="en-US"/>
         </w:rPr>
-        <w:t>https://github.com/SmyZikbeast/itmo/tree/main/2%20data%20bases/lab/lab1/scripts</w:t>
+        <w:t>com</w:t>
+      </w:r>
+      <w:r>
+        <w:t>/</w:t>
+      </w:r>
+      <w:proofErr w:type="spellStart"/>
+      <w:r>
+        <w:rPr>
+          <w:lang w:val="en-US"/>
+        </w:rPr>
+        <w:t>SmyZikbeast</w:t>
+      </w:r>
+      <w:proofErr w:type="spellEnd"/>
+      <w:r>
+        <w:t>/</w:t>
+      </w:r>
+      <w:proofErr w:type="spellStart"/>
+      <w:r>
+        <w:rPr>
+          <w:lang w:val="en-US"/>
+        </w:rPr>
+        <w:t>itmo</w:t>
+      </w:r>
+      <w:proofErr w:type="spellEnd"/>
+      <w:r>
+        <w:t>/</w:t>
+      </w:r>
+      <w:r>
+        <w:rPr>
+          <w:lang w:val="en-US"/>
+        </w:rPr>
+        <w:t>tree</w:t>
+      </w:r>
+      <w:r>
+        <w:t>/</w:t>
+      </w:r>
+      <w:r>
+        <w:rPr>
+          <w:lang w:val="en-US"/>
+        </w:rPr>
+        <w:t>main</w:t>
+      </w:r>
+      <w:r>
+        <w:t>/2%20</w:t>
+      </w:r>
+      <w:r>
+        <w:rPr>
+          <w:lang w:val="en-US"/>
+        </w:rPr>
+        <w:t>data</w:t>
+      </w:r>
+      <w:r>
+        <w:t>%20</w:t>
+      </w:r>
+      <w:r>
+        <w:rPr>
+          <w:lang w:val="en-US"/>
+        </w:rPr>
+        <w:t>bases</w:t>
+      </w:r>
+      <w:r>
+        <w:t>/</w:t>
+      </w:r>
+      <w:r>
+        <w:rPr>
+          <w:lang w:val="en-US"/>
+        </w:rPr>
+        <w:t>lab</w:t>
+      </w:r>
+      <w:r>
+        <w:t>/</w:t>
+      </w:r>
+      <w:r>
+        <w:rPr>
+          <w:lang w:val="en-US"/>
+        </w:rPr>
+        <w:t>lab</w:t>
+      </w:r>
+      <w:r>
+        <w:t>1/</w:t>
+      </w:r>
+      <w:r>
+        <w:rPr>
+          <w:lang w:val="en-US"/>
+        </w:rPr>
+        <w:t>scripts</w:t>
       </w:r>
     </w:p>
     <w:sectPr>
@@ -2522,6 +2644,7 @@
   <w:style w:type="character" w:default="1" w:styleId="a0">
     <w:name w:val="Default Paragraph Font"/>
     <w:uiPriority w:val="1"/>
+    <w:semiHidden/>
     <w:unhideWhenUsed/>
   </w:style>
   <w:style w:type="table" w:default="1" w:styleId="a1">

--- a/2 data bases/lab/lab1/Отчет.docx
+++ b/2 data bases/lab/lab1/Отчет.docx
@@ -1354,18 +1354,6 @@
         </w:numPr>
       </w:pPr>
       <w:r>
-        <w:t>Работник - человек, являющийся исполнителем работы</w:t>
-      </w:r>
-    </w:p>
-    <w:p>
-      <w:pPr>
-        <w:pStyle w:val="a7"/>
-        <w:numPr>
-          <w:ilvl w:val="0"/>
-          <w:numId w:val="2"/>
-        </w:numPr>
-      </w:pPr>
-      <w:r>
         <w:t>Метка - цвет, цель</w:t>
       </w:r>
     </w:p>
@@ -1397,6 +1385,18 @@
       </w:r>
       <w:r>
         <w:t xml:space="preserve"> - название, объект</w:t>
+      </w:r>
+    </w:p>
+    <w:p>
+      <w:pPr>
+        <w:pStyle w:val="a7"/>
+        <w:numPr>
+          <w:ilvl w:val="0"/>
+          <w:numId w:val="3"/>
+        </w:numPr>
+      </w:pPr>
+      <w:r>
+        <w:t>Работник - человек, являющийся исполнителем работы</w:t>
       </w:r>
     </w:p>
     <w:p>

--- a/2 data bases/lab/lab1/Отчет.docx
+++ b/2 data bases/lab/lab1/Отчет.docx
@@ -1326,6 +1326,12 @@
       <w:r>
         <w:t>Человек - имя, пол, настроение</w:t>
       </w:r>
+      <w:r>
+        <w:t xml:space="preserve">, </w:t>
+      </w:r>
+      <w:r>
+        <w:t>расположение</w:t>
+      </w:r>
     </w:p>
     <w:p>
       <w:pPr>
@@ -1509,10 +1515,10 @@
           <w:noProof/>
         </w:rPr>
         <w:drawing>
-          <wp:inline distT="0" distB="0" distL="0" distR="0" wp14:anchorId="10389BAE" wp14:editId="7A67A948">
-            <wp:extent cx="4572000" cy="4849544"/>
-            <wp:effectExtent l="0" t="0" r="0" b="8255"/>
-            <wp:docPr id="1729185015" name="Рисунок 1"/>
+          <wp:inline distT="0" distB="0" distL="0" distR="0" wp14:anchorId="439B4C69" wp14:editId="063FF867">
+            <wp:extent cx="4572000" cy="4848225"/>
+            <wp:effectExtent l="0" t="0" r="0" b="9525"/>
+            <wp:docPr id="396501666" name="Рисунок 1"/>
             <wp:cNvGraphicFramePr>
               <a:graphicFrameLocks xmlns:a="http://schemas.openxmlformats.org/drawingml/2006/main" noChangeAspect="1"/>
             </wp:cNvGraphicFramePr>
@@ -1520,23 +1526,36 @@
               <a:graphicData uri="http://schemas.openxmlformats.org/drawingml/2006/picture">
                 <pic:pic xmlns:pic="http://schemas.openxmlformats.org/drawingml/2006/picture">
                   <pic:nvPicPr>
-                    <pic:cNvPr id="1729185015" name=""/>
-                    <pic:cNvPicPr/>
+                    <pic:cNvPr id="0" name="Picture 1"/>
+                    <pic:cNvPicPr>
+                      <a:picLocks noChangeAspect="1" noChangeArrowheads="1"/>
+                    </pic:cNvPicPr>
                   </pic:nvPicPr>
                   <pic:blipFill>
-                    <a:blip r:embed="rId7"/>
+                    <a:blip r:embed="rId7">
+                      <a:extLst>
+                        <a:ext uri="{28A0092B-C50C-407E-A947-70E740481C1C}">
+                          <a14:useLocalDpi xmlns:a14="http://schemas.microsoft.com/office/drawing/2010/main" val="0"/>
+                        </a:ext>
+                      </a:extLst>
+                    </a:blip>
+                    <a:srcRect/>
                     <a:stretch>
                       <a:fillRect/>
                     </a:stretch>
                   </pic:blipFill>
-                  <pic:spPr>
+                  <pic:spPr bwMode="auto">
                     <a:xfrm>
                       <a:off x="0" y="0"/>
-                      <a:ext cx="4585811" cy="4864193"/>
+                      <a:ext cx="4572000" cy="4848225"/>
                     </a:xfrm>
                     <a:prstGeom prst="rect">
                       <a:avLst/>
                     </a:prstGeom>
+                    <a:noFill/>
+                    <a:ln>
+                      <a:noFill/>
+                    </a:ln>
                   </pic:spPr>
                 </pic:pic>
               </a:graphicData>
@@ -1567,116 +1586,195 @@
     </w:p>
     <w:p/>
     <w:p>
-      <w:r>
-        <w:rPr>
-          <w:lang w:val="en-US"/>
-        </w:rPr>
-        <w:t>https</w:t>
-      </w:r>
-      <w:r>
-        <w:t>://</w:t>
-      </w:r>
-      <w:proofErr w:type="spellStart"/>
-      <w:r>
-        <w:rPr>
-          <w:lang w:val="en-US"/>
-        </w:rPr>
-        <w:t>github</w:t>
-      </w:r>
-      <w:proofErr w:type="spellEnd"/>
-      <w:r>
-        <w:t>.</w:t>
-      </w:r>
-      <w:r>
-        <w:rPr>
-          <w:lang w:val="en-US"/>
-        </w:rPr>
-        <w:t>com</w:t>
-      </w:r>
-      <w:r>
-        <w:t>/</w:t>
-      </w:r>
-      <w:proofErr w:type="spellStart"/>
-      <w:r>
-        <w:rPr>
-          <w:lang w:val="en-US"/>
-        </w:rPr>
-        <w:t>SmyZikbeast</w:t>
-      </w:r>
-      <w:proofErr w:type="spellEnd"/>
-      <w:r>
-        <w:t>/</w:t>
-      </w:r>
-      <w:proofErr w:type="spellStart"/>
-      <w:r>
-        <w:rPr>
-          <w:lang w:val="en-US"/>
-        </w:rPr>
-        <w:t>itmo</w:t>
-      </w:r>
-      <w:proofErr w:type="spellEnd"/>
-      <w:r>
-        <w:t>/</w:t>
-      </w:r>
-      <w:r>
-        <w:rPr>
-          <w:lang w:val="en-US"/>
-        </w:rPr>
-        <w:t>tree</w:t>
-      </w:r>
-      <w:r>
-        <w:t>/</w:t>
-      </w:r>
-      <w:r>
-        <w:rPr>
-          <w:lang w:val="en-US"/>
-        </w:rPr>
-        <w:t>main</w:t>
-      </w:r>
-      <w:r>
-        <w:t>/2%20</w:t>
-      </w:r>
-      <w:r>
-        <w:rPr>
-          <w:lang w:val="en-US"/>
-        </w:rPr>
-        <w:t>data</w:t>
-      </w:r>
-      <w:r>
-        <w:t>%20</w:t>
-      </w:r>
-      <w:r>
-        <w:rPr>
-          <w:lang w:val="en-US"/>
-        </w:rPr>
-        <w:t>bases</w:t>
-      </w:r>
-      <w:r>
-        <w:t>/</w:t>
-      </w:r>
-      <w:r>
-        <w:rPr>
-          <w:lang w:val="en-US"/>
-        </w:rPr>
-        <w:t>lab</w:t>
-      </w:r>
-      <w:r>
-        <w:t>/</w:t>
-      </w:r>
-      <w:r>
-        <w:rPr>
-          <w:lang w:val="en-US"/>
-        </w:rPr>
-        <w:t>lab</w:t>
-      </w:r>
-      <w:r>
-        <w:t>1/</w:t>
-      </w:r>
-      <w:r>
-        <w:rPr>
-          <w:lang w:val="en-US"/>
-        </w:rPr>
-        <w:t>scripts</w:t>
+      <w:hyperlink r:id="rId8" w:history="1">
+        <w:r>
+          <w:rPr>
+            <w:rStyle w:val="ad"/>
+            <w:lang w:val="en-US"/>
+          </w:rPr>
+          <w:t>https</w:t>
+        </w:r>
+        <w:r>
+          <w:rPr>
+            <w:rStyle w:val="ad"/>
+          </w:rPr>
+          <w:t>://</w:t>
+        </w:r>
+        <w:proofErr w:type="spellStart"/>
+        <w:r>
+          <w:rPr>
+            <w:rStyle w:val="ad"/>
+            <w:lang w:val="en-US"/>
+          </w:rPr>
+          <w:t>github</w:t>
+        </w:r>
+        <w:proofErr w:type="spellEnd"/>
+        <w:r>
+          <w:rPr>
+            <w:rStyle w:val="ad"/>
+          </w:rPr>
+          <w:t>.</w:t>
+        </w:r>
+        <w:r>
+          <w:rPr>
+            <w:rStyle w:val="ad"/>
+            <w:lang w:val="en-US"/>
+          </w:rPr>
+          <w:t>com</w:t>
+        </w:r>
+        <w:r>
+          <w:rPr>
+            <w:rStyle w:val="ad"/>
+          </w:rPr>
+          <w:t>/</w:t>
+        </w:r>
+        <w:proofErr w:type="spellStart"/>
+        <w:r>
+          <w:rPr>
+            <w:rStyle w:val="ad"/>
+            <w:lang w:val="en-US"/>
+          </w:rPr>
+          <w:t>SmyZikbeast</w:t>
+        </w:r>
+        <w:proofErr w:type="spellEnd"/>
+        <w:r>
+          <w:rPr>
+            <w:rStyle w:val="ad"/>
+          </w:rPr>
+          <w:t>/</w:t>
+        </w:r>
+        <w:proofErr w:type="spellStart"/>
+        <w:r>
+          <w:rPr>
+            <w:rStyle w:val="ad"/>
+            <w:lang w:val="en-US"/>
+          </w:rPr>
+          <w:t>itmo</w:t>
+        </w:r>
+        <w:proofErr w:type="spellEnd"/>
+        <w:r>
+          <w:rPr>
+            <w:rStyle w:val="ad"/>
+          </w:rPr>
+          <w:t>/</w:t>
+        </w:r>
+        <w:r>
+          <w:rPr>
+            <w:rStyle w:val="ad"/>
+            <w:lang w:val="en-US"/>
+          </w:rPr>
+          <w:t>tree</w:t>
+        </w:r>
+        <w:r>
+          <w:rPr>
+            <w:rStyle w:val="ad"/>
+          </w:rPr>
+          <w:t>/</w:t>
+        </w:r>
+        <w:r>
+          <w:rPr>
+            <w:rStyle w:val="ad"/>
+            <w:lang w:val="en-US"/>
+          </w:rPr>
+          <w:t>main</w:t>
+        </w:r>
+        <w:r>
+          <w:rPr>
+            <w:rStyle w:val="ad"/>
+          </w:rPr>
+          <w:t>/2%20</w:t>
+        </w:r>
+        <w:r>
+          <w:rPr>
+            <w:rStyle w:val="ad"/>
+            <w:lang w:val="en-US"/>
+          </w:rPr>
+          <w:t>data</w:t>
+        </w:r>
+        <w:r>
+          <w:rPr>
+            <w:rStyle w:val="ad"/>
+          </w:rPr>
+          <w:t>%20</w:t>
+        </w:r>
+        <w:r>
+          <w:rPr>
+            <w:rStyle w:val="ad"/>
+            <w:lang w:val="en-US"/>
+          </w:rPr>
+          <w:t>bases</w:t>
+        </w:r>
+        <w:r>
+          <w:rPr>
+            <w:rStyle w:val="ad"/>
+          </w:rPr>
+          <w:t>/</w:t>
+        </w:r>
+        <w:r>
+          <w:rPr>
+            <w:rStyle w:val="ad"/>
+            <w:lang w:val="en-US"/>
+          </w:rPr>
+          <w:t>lab</w:t>
+        </w:r>
+        <w:r>
+          <w:rPr>
+            <w:rStyle w:val="ad"/>
+          </w:rPr>
+          <w:t>/</w:t>
+        </w:r>
+        <w:r>
+          <w:rPr>
+            <w:rStyle w:val="ad"/>
+            <w:lang w:val="en-US"/>
+          </w:rPr>
+          <w:t>lab</w:t>
+        </w:r>
+        <w:r>
+          <w:rPr>
+            <w:rStyle w:val="ad"/>
+          </w:rPr>
+          <w:t>1/</w:t>
+        </w:r>
+        <w:r>
+          <w:rPr>
+            <w:rStyle w:val="ad"/>
+            <w:lang w:val="en-US"/>
+          </w:rPr>
+          <w:t>scripts</w:t>
+        </w:r>
+      </w:hyperlink>
+    </w:p>
+    <w:p/>
+    <w:p>
+      <w:pPr>
+        <w:pStyle w:val="2"/>
+      </w:pPr>
+      <w:r>
+        <w:t>7.Доп</w:t>
+      </w:r>
+    </w:p>
+    <w:p>
+      <w:r>
+        <w:t>Написать имя человека</w:t>
+      </w:r>
+      <w:r>
+        <w:t>,</w:t>
+      </w:r>
+      <w:r>
+        <w:t xml:space="preserve"> который</w:t>
+      </w:r>
+      <w:r>
+        <w:t>,</w:t>
+      </w:r>
+      <w:r>
+        <w:t xml:space="preserve"> находясь в одной локации с динозаврами</w:t>
+      </w:r>
+      <w:r>
+        <w:t>,</w:t>
+      </w:r>
+      <w:r>
+        <w:t xml:space="preserve"> поставил больше всего маркеров.</w:t>
       </w:r>
     </w:p>
     <w:sectPr>
@@ -3001,6 +3099,18 @@
       <w:u w:val="single"/>
     </w:rPr>
   </w:style>
+  <w:style w:type="character" w:styleId="ae">
+    <w:name w:val="Unresolved Mention"/>
+    <w:basedOn w:val="a0"/>
+    <w:uiPriority w:val="99"/>
+    <w:semiHidden/>
+    <w:unhideWhenUsed/>
+    <w:rsid w:val="003957EC"/>
+    <w:rPr>
+      <w:color w:val="605E5C"/>
+      <w:shd w:val="clear" w:color="auto" w:fill="E1DFDD"/>
+    </w:rPr>
+  </w:style>
 </w:styles>
 </file>
 

--- a/2 data bases/lab/lab1/Отчет.docx
+++ b/2 data bases/lab/lab1/Отчет.docx
@@ -215,18 +215,8 @@
           <w:sz w:val="28"/>
           <w:szCs w:val="28"/>
         </w:rPr>
-        <w:t xml:space="preserve">Башлачёв </w:t>
-      </w:r>
-      <w:proofErr w:type="gramStart"/>
-      <w:r>
-        <w:rPr>
-          <w:rFonts w:ascii="Times New Roman" w:hAnsi="Times New Roman" w:cs="Times New Roman"/>
-          <w:sz w:val="28"/>
-          <w:szCs w:val="28"/>
-        </w:rPr>
-        <w:t>А.П.</w:t>
-      </w:r>
-      <w:proofErr w:type="gramEnd"/>
+        <w:t>Башлачёв А.П.</w:t>
+      </w:r>
     </w:p>
     <w:p>
       <w:pPr>
@@ -475,7 +465,9 @@
               <w:tab w:val="right" w:leader="dot" w:pos="9742"/>
             </w:tabs>
             <w:rPr>
+              <w:rFonts w:eastAsiaTheme="minorEastAsia"/>
               <w:noProof/>
+              <w:lang w:eastAsia="ru-RU"/>
             </w:rPr>
           </w:pPr>
           <w:r>
@@ -487,7 +479,7 @@
           <w:r>
             <w:fldChar w:fldCharType="separate"/>
           </w:r>
-          <w:hyperlink w:anchor="_Toc224087704" w:history="1">
+          <w:hyperlink w:anchor="_Toc224404607" w:history="1">
             <w:r>
               <w:rPr>
                 <w:rStyle w:val="ad"/>
@@ -514,7 +506,7 @@
                 <w:noProof/>
                 <w:webHidden/>
               </w:rPr>
-              <w:instrText xml:space="preserve"> PAGEREF _Toc224087704 \h </w:instrText>
+              <w:instrText xml:space="preserve"> PAGEREF _Toc224404607 \h </w:instrText>
             </w:r>
             <w:r>
               <w:rPr>
@@ -534,7 +526,7 @@
                 <w:noProof/>
                 <w:webHidden/>
               </w:rPr>
-              <w:t>2</w:t>
+              <w:t>3</w:t>
             </w:r>
             <w:r>
               <w:rPr>
@@ -552,10 +544,12 @@
               <w:tab w:val="right" w:leader="dot" w:pos="9742"/>
             </w:tabs>
             <w:rPr>
+              <w:rFonts w:eastAsiaTheme="minorEastAsia"/>
               <w:noProof/>
+              <w:lang w:eastAsia="ru-RU"/>
             </w:rPr>
           </w:pPr>
-          <w:hyperlink w:anchor="_Toc224087705" w:history="1">
+          <w:hyperlink w:anchor="_Toc224404608" w:history="1">
             <w:r>
               <w:rPr>
                 <w:rStyle w:val="ad"/>
@@ -582,7 +576,7 @@
                 <w:noProof/>
                 <w:webHidden/>
               </w:rPr>
-              <w:instrText xml:space="preserve"> PAGEREF _Toc224087705 \h </w:instrText>
+              <w:instrText xml:space="preserve"> PAGEREF _Toc224404608 \h </w:instrText>
             </w:r>
             <w:r>
               <w:rPr>
@@ -620,10 +614,12 @@
               <w:tab w:val="right" w:leader="dot" w:pos="9742"/>
             </w:tabs>
             <w:rPr>
+              <w:rFonts w:eastAsiaTheme="minorEastAsia"/>
               <w:noProof/>
+              <w:lang w:eastAsia="ru-RU"/>
             </w:rPr>
           </w:pPr>
-          <w:hyperlink w:anchor="_Toc224087706" w:history="1">
+          <w:hyperlink w:anchor="_Toc224404609" w:history="1">
             <w:r>
               <w:rPr>
                 <w:rStyle w:val="ad"/>
@@ -650,7 +646,7 @@
                 <w:noProof/>
                 <w:webHidden/>
               </w:rPr>
-              <w:instrText xml:space="preserve"> PAGEREF _Toc224087706 \h </w:instrText>
+              <w:instrText xml:space="preserve"> PAGEREF _Toc224404609 \h </w:instrText>
             </w:r>
             <w:r>
               <w:rPr>
@@ -688,10 +684,12 @@
               <w:tab w:val="right" w:leader="dot" w:pos="9742"/>
             </w:tabs>
             <w:rPr>
+              <w:rFonts w:eastAsiaTheme="minorEastAsia"/>
               <w:noProof/>
+              <w:lang w:eastAsia="ru-RU"/>
             </w:rPr>
           </w:pPr>
-          <w:hyperlink w:anchor="_Toc224087707" w:history="1">
+          <w:hyperlink w:anchor="_Toc224404610" w:history="1">
             <w:r>
               <w:rPr>
                 <w:rStyle w:val="ad"/>
@@ -718,7 +716,7 @@
                 <w:noProof/>
                 <w:webHidden/>
               </w:rPr>
-              <w:instrText xml:space="preserve"> PAGEREF _Toc224087707 \h </w:instrText>
+              <w:instrText xml:space="preserve"> PAGEREF _Toc224404610 \h </w:instrText>
             </w:r>
             <w:r>
               <w:rPr>
@@ -756,24 +754,18 @@
               <w:tab w:val="right" w:leader="dot" w:pos="9742"/>
             </w:tabs>
             <w:rPr>
+              <w:rFonts w:eastAsiaTheme="minorEastAsia"/>
               <w:noProof/>
+              <w:lang w:eastAsia="ru-RU"/>
             </w:rPr>
           </w:pPr>
-          <w:hyperlink w:anchor="_Toc224087709" w:history="1">
+          <w:hyperlink w:anchor="_Toc224404611" w:history="1">
             <w:r>
               <w:rPr>
                 <w:rStyle w:val="ad"/>
                 <w:noProof/>
-                <w:lang w:val="en-US"/>
-              </w:rPr>
-              <w:t xml:space="preserve">5. </w:t>
-            </w:r>
-            <w:r>
-              <w:rPr>
-                <w:rStyle w:val="ad"/>
-                <w:noProof/>
-              </w:rPr>
-              <w:t>Даталогическая модель</w:t>
+              </w:rPr>
+              <w:t>5. Даталогическая модель</w:t>
             </w:r>
             <w:r>
               <w:rPr>
@@ -794,7 +786,7 @@
                 <w:noProof/>
                 <w:webHidden/>
               </w:rPr>
-              <w:instrText xml:space="preserve"> PAGEREF _Toc224087709 \h </w:instrText>
+              <w:instrText xml:space="preserve"> PAGEREF _Toc224404611 \h </w:instrText>
             </w:r>
             <w:r>
               <w:rPr>
@@ -832,10 +824,12 @@
               <w:tab w:val="right" w:leader="dot" w:pos="9742"/>
             </w:tabs>
             <w:rPr>
+              <w:rFonts w:eastAsiaTheme="minorEastAsia"/>
               <w:noProof/>
+              <w:lang w:eastAsia="ru-RU"/>
             </w:rPr>
           </w:pPr>
-          <w:hyperlink w:anchor="_Toc224087710" w:history="1">
+          <w:hyperlink w:anchor="_Toc224404612" w:history="1">
             <w:r>
               <w:rPr>
                 <w:rStyle w:val="ad"/>
@@ -870,7 +864,77 @@
                 <w:noProof/>
                 <w:webHidden/>
               </w:rPr>
-              <w:instrText xml:space="preserve"> PAGEREF _Toc224087710 \h </w:instrText>
+              <w:instrText xml:space="preserve"> PAGEREF _Toc224404612 \h </w:instrText>
+            </w:r>
+            <w:r>
+              <w:rPr>
+                <w:noProof/>
+                <w:webHidden/>
+              </w:rPr>
+            </w:r>
+            <w:r>
+              <w:rPr>
+                <w:noProof/>
+                <w:webHidden/>
+              </w:rPr>
+              <w:fldChar w:fldCharType="separate"/>
+            </w:r>
+            <w:r>
+              <w:rPr>
+                <w:noProof/>
+                <w:webHidden/>
+              </w:rPr>
+              <w:t>5</w:t>
+            </w:r>
+            <w:r>
+              <w:rPr>
+                <w:noProof/>
+                <w:webHidden/>
+              </w:rPr>
+              <w:fldChar w:fldCharType="end"/>
+            </w:r>
+          </w:hyperlink>
+        </w:p>
+        <w:p>
+          <w:pPr>
+            <w:pStyle w:val="23"/>
+            <w:tabs>
+              <w:tab w:val="right" w:leader="dot" w:pos="9742"/>
+            </w:tabs>
+            <w:rPr>
+              <w:rFonts w:eastAsiaTheme="minorEastAsia"/>
+              <w:noProof/>
+              <w:lang w:eastAsia="ru-RU"/>
+            </w:rPr>
+          </w:pPr>
+          <w:hyperlink w:anchor="_Toc224404613" w:history="1">
+            <w:r>
+              <w:rPr>
+                <w:rStyle w:val="ad"/>
+                <w:noProof/>
+              </w:rPr>
+              <w:t>7. Дополнительное задание</w:t>
+            </w:r>
+            <w:r>
+              <w:rPr>
+                <w:noProof/>
+                <w:webHidden/>
+              </w:rPr>
+              <w:tab/>
+            </w:r>
+            <w:r>
+              <w:rPr>
+                <w:noProof/>
+                <w:webHidden/>
+              </w:rPr>
+              <w:fldChar w:fldCharType="begin"/>
+            </w:r>
+            <w:r>
+              <w:rPr>
+                <w:noProof/>
+                <w:webHidden/>
+              </w:rPr>
+              <w:instrText xml:space="preserve"> PAGEREF _Toc224404613 \h </w:instrText>
             </w:r>
             <w:r>
               <w:rPr>
@@ -1083,21 +1147,14 @@
             </w:rPr>
           </w:pPr>
         </w:p>
-        <w:p>
-          <w:pPr>
-            <w:rPr>
-              <w:lang w:val="en-US"/>
-            </w:rPr>
-          </w:pPr>
-        </w:p>
         <w:p/>
       </w:sdtContent>
     </w:sdt>
-    <w:bookmarkStart w:id="0" w:name="_Toc224087704" w:displacedByCustomXml="prev"/>
     <w:p>
       <w:pPr>
         <w:pStyle w:val="2"/>
       </w:pPr>
+      <w:bookmarkStart w:id="0" w:name="_Toc224404607"/>
       <w:r>
         <w:t xml:space="preserve">1. </w:t>
       </w:r>
@@ -1179,7 +1236,7 @@
       <w:pPr>
         <w:pStyle w:val="2"/>
       </w:pPr>
-      <w:bookmarkStart w:id="1" w:name="_Toc224087705"/>
+      <w:bookmarkStart w:id="1" w:name="_Toc224404608"/>
       <w:r>
         <w:t>2. Описание предметной области</w:t>
       </w:r>
@@ -1294,7 +1351,7 @@
       <w:pPr>
         <w:pStyle w:val="2"/>
       </w:pPr>
-      <w:bookmarkStart w:id="2" w:name="_Toc224087706"/>
+      <w:bookmarkStart w:id="2" w:name="_Toc224404609"/>
       <w:r>
         <w:t>3. Список сущностей и их классификация</w:t>
       </w:r>
@@ -1326,12 +1383,6 @@
       <w:r>
         <w:t>Человек - имя, пол, настроение</w:t>
       </w:r>
-      <w:r>
-        <w:t xml:space="preserve">, </w:t>
-      </w:r>
-      <w:r>
-        <w:t>расположение</w:t>
-      </w:r>
     </w:p>
     <w:p>
       <w:pPr>
@@ -1365,6 +1416,18 @@
     </w:p>
     <w:p>
       <w:pPr>
+        <w:pStyle w:val="a7"/>
+        <w:numPr>
+          <w:ilvl w:val="0"/>
+          <w:numId w:val="2"/>
+        </w:numPr>
+      </w:pPr>
+      <w:r>
+        <w:t>Локация - название, около реки ли</w:t>
+      </w:r>
+    </w:p>
+    <w:p>
+      <w:pPr>
         <w:rPr>
           <w:b/>
           <w:bCs/>
@@ -1387,21 +1450,6 @@
         </w:numPr>
       </w:pPr>
       <w:r>
-        <w:t>Локация</w:t>
-      </w:r>
-      <w:r>
-        <w:t xml:space="preserve"> - название, объект</w:t>
-      </w:r>
-    </w:p>
-    <w:p>
-      <w:pPr>
-        <w:pStyle w:val="a7"/>
-        <w:numPr>
-          <w:ilvl w:val="0"/>
-          <w:numId w:val="3"/>
-        </w:numPr>
-      </w:pPr>
-      <w:r>
         <w:t>Работник - человек, являющийся исполнителем работы</w:t>
       </w:r>
     </w:p>
@@ -1431,12 +1479,15 @@
       <w:r>
         <w:t>Работа - объект, субъект, длительность</w:t>
       </w:r>
+      <w:r>
+        <w:t>, расположение</w:t>
+      </w:r>
     </w:p>
     <w:p>
       <w:pPr>
         <w:pStyle w:val="2"/>
       </w:pPr>
-      <w:bookmarkStart w:id="3" w:name="_Toc224087707"/>
+      <w:bookmarkStart w:id="3" w:name="_Toc224404610"/>
       <w:r>
         <w:lastRenderedPageBreak/>
         <w:t>4. Инфологическая модель</w:t>
@@ -1447,10 +1498,8 @@
       </w:r>
     </w:p>
     <w:p>
-      <w:pPr>
-        <w:pStyle w:val="2"/>
-      </w:pPr>
       <w:bookmarkStart w:id="4" w:name="_Toc224087708"/>
+      <w:bookmarkStart w:id="5" w:name="_Toc224404578"/>
       <w:r>
         <w:rPr>
           <w:noProof/>
@@ -1492,33 +1541,37 @@
         </w:drawing>
       </w:r>
       <w:bookmarkEnd w:id="4"/>
+      <w:bookmarkEnd w:id="5"/>
     </w:p>
     <w:p>
       <w:pPr>
         <w:pStyle w:val="2"/>
       </w:pPr>
-      <w:bookmarkStart w:id="5" w:name="_Toc224087709"/>
-      <w:r>
+      <w:bookmarkStart w:id="6" w:name="_Toc224404611"/>
+      <w:r>
+        <w:t xml:space="preserve">5. </w:t>
+      </w:r>
+      <w:r>
+        <w:t>Даталогическая модель</w:t>
+      </w:r>
+      <w:bookmarkEnd w:id="6"/>
+    </w:p>
+    <w:p>
+      <w:pPr>
         <w:rPr>
           <w:lang w:val="en-US"/>
         </w:rPr>
-        <w:t xml:space="preserve">5. </w:t>
-      </w:r>
-      <w:r>
-        <w:t>Даталогическая модель</w:t>
-      </w:r>
-      <w:bookmarkEnd w:id="5"/>
-    </w:p>
-    <w:p>
+      </w:pPr>
       <w:r>
         <w:rPr>
           <w:noProof/>
+          <w:lang w:val="en-US"/>
         </w:rPr>
         <w:drawing>
-          <wp:inline distT="0" distB="0" distL="0" distR="0" wp14:anchorId="439B4C69" wp14:editId="063FF867">
-            <wp:extent cx="4572000" cy="4848225"/>
-            <wp:effectExtent l="0" t="0" r="0" b="9525"/>
-            <wp:docPr id="396501666" name="Рисунок 1"/>
+          <wp:inline distT="0" distB="0" distL="0" distR="0" wp14:anchorId="1FD2C863" wp14:editId="390095BB">
+            <wp:extent cx="5431395" cy="4925683"/>
+            <wp:effectExtent l="0" t="0" r="0" b="8890"/>
+            <wp:docPr id="2075119250" name="Рисунок 1"/>
             <wp:cNvGraphicFramePr>
               <a:graphicFrameLocks xmlns:a="http://schemas.openxmlformats.org/drawingml/2006/main" noChangeAspect="1"/>
             </wp:cNvGraphicFramePr>
@@ -1526,36 +1579,23 @@
               <a:graphicData uri="http://schemas.openxmlformats.org/drawingml/2006/picture">
                 <pic:pic xmlns:pic="http://schemas.openxmlformats.org/drawingml/2006/picture">
                   <pic:nvPicPr>
-                    <pic:cNvPr id="0" name="Picture 1"/>
-                    <pic:cNvPicPr>
-                      <a:picLocks noChangeAspect="1" noChangeArrowheads="1"/>
-                    </pic:cNvPicPr>
+                    <pic:cNvPr id="2075119250" name=""/>
+                    <pic:cNvPicPr/>
                   </pic:nvPicPr>
                   <pic:blipFill>
-                    <a:blip r:embed="rId7">
-                      <a:extLst>
-                        <a:ext uri="{28A0092B-C50C-407E-A947-70E740481C1C}">
-                          <a14:useLocalDpi xmlns:a14="http://schemas.microsoft.com/office/drawing/2010/main" val="0"/>
-                        </a:ext>
-                      </a:extLst>
-                    </a:blip>
-                    <a:srcRect/>
+                    <a:blip r:embed="rId7"/>
                     <a:stretch>
                       <a:fillRect/>
                     </a:stretch>
                   </pic:blipFill>
-                  <pic:spPr bwMode="auto">
+                  <pic:spPr>
                     <a:xfrm>
                       <a:off x="0" y="0"/>
-                      <a:ext cx="4572000" cy="4848225"/>
+                      <a:ext cx="5442055" cy="4935350"/>
                     </a:xfrm>
                     <a:prstGeom prst="rect">
                       <a:avLst/>
                     </a:prstGeom>
-                    <a:noFill/>
-                    <a:ln>
-                      <a:noFill/>
-                    </a:ln>
                   </pic:spPr>
                 </pic:pic>
               </a:graphicData>
@@ -1568,7 +1608,7 @@
       <w:pPr>
         <w:pStyle w:val="2"/>
       </w:pPr>
-      <w:bookmarkStart w:id="6" w:name="_Toc224087710"/>
+      <w:bookmarkStart w:id="7" w:name="_Toc224404612"/>
       <w:r>
         <w:lastRenderedPageBreak/>
         <w:t xml:space="preserve">6. </w:t>
@@ -1582,7 +1622,7 @@
         </w:rPr>
         <w:t>SQL</w:t>
       </w:r>
-      <w:bookmarkEnd w:id="6"/>
+      <w:bookmarkEnd w:id="7"/>
     </w:p>
     <w:p/>
     <w:p>
@@ -1750,9 +1790,20 @@
       <w:pPr>
         <w:pStyle w:val="2"/>
       </w:pPr>
-      <w:r>
-        <w:t>7.Доп</w:t>
-      </w:r>
+      <w:bookmarkStart w:id="8" w:name="_Toc224404613"/>
+      <w:r>
+        <w:t>7.</w:t>
+      </w:r>
+      <w:r>
+        <w:t xml:space="preserve"> </w:t>
+      </w:r>
+      <w:r>
+        <w:t>До</w:t>
+      </w:r>
+      <w:r>
+        <w:t>полнительное задание</w:t>
+      </w:r>
+      <w:bookmarkEnd w:id="8"/>
     </w:p>
     <w:p>
       <w:r>
@@ -1775,6 +1826,240 @@
       </w:r>
       <w:r>
         <w:t xml:space="preserve"> поставил больше всего маркеров.</w:t>
+      </w:r>
+      <w:r>
+        <w:t xml:space="preserve"> </w:t>
+      </w:r>
+    </w:p>
+    <w:p>
+      <w:pPr>
+        <w:rPr>
+          <w:lang w:val="en-US"/>
+        </w:rPr>
+      </w:pPr>
+      <w:r>
+        <w:rPr>
+          <w:lang w:val="en-US"/>
+        </w:rPr>
+        <w:t>WITH PERSON_COUNTS AS(</w:t>
+      </w:r>
+    </w:p>
+    <w:p>
+      <w:pPr>
+        <w:rPr>
+          <w:lang w:val="en-US"/>
+        </w:rPr>
+      </w:pPr>
+      <w:r>
+        <w:rPr>
+          <w:lang w:val="en-US"/>
+        </w:rPr>
+        <w:t>SELECT PEOPLE.NAME, COUNT(DISTINCT WORK_OBJECT.ID) AS AMOUNT FROM PEOPLE</w:t>
+      </w:r>
+    </w:p>
+    <w:p>
+      <w:pPr>
+        <w:rPr>
+          <w:lang w:val="en-US"/>
+        </w:rPr>
+      </w:pPr>
+      <w:r>
+        <w:rPr>
+          <w:lang w:val="en-US"/>
+        </w:rPr>
+        <w:t>JOIN WORKER on WORKER.PERSON_ID = PEOPLE.ID</w:t>
+      </w:r>
+    </w:p>
+    <w:p>
+      <w:pPr>
+        <w:rPr>
+          <w:lang w:val="en-US"/>
+        </w:rPr>
+      </w:pPr>
+      <w:r>
+        <w:rPr>
+          <w:lang w:val="en-US"/>
+        </w:rPr>
+        <w:t>JOIN WORK ON WORK.WORKER_ID = WORKER.ID</w:t>
+      </w:r>
+    </w:p>
+    <w:p>
+      <w:pPr>
+        <w:rPr>
+          <w:lang w:val="en-US"/>
+        </w:rPr>
+      </w:pPr>
+      <w:r>
+        <w:rPr>
+          <w:lang w:val="en-US"/>
+        </w:rPr>
+        <w:t>JOIN WORK_OBJECT ON WORK.OBJECT_ID = WORK_OBJECT.ID</w:t>
+      </w:r>
+    </w:p>
+    <w:p>
+      <w:pPr>
+        <w:rPr>
+          <w:lang w:val="en-US"/>
+        </w:rPr>
+      </w:pPr>
+      <w:r>
+        <w:rPr>
+          <w:lang w:val="en-US"/>
+        </w:rPr>
+        <w:t>JOIN LOCATION ON WORK.LOCATION_ID = LOCATION.ID</w:t>
+      </w:r>
+    </w:p>
+    <w:p>
+      <w:pPr>
+        <w:rPr>
+          <w:lang w:val="en-US"/>
+        </w:rPr>
+      </w:pPr>
+      <w:r>
+        <w:rPr>
+          <w:lang w:val="en-US"/>
+        </w:rPr>
+        <w:t>JOIN DINOSAURUS ON LOCATION.ID = DINOSAURUS.LOCATION_ID</w:t>
+      </w:r>
+    </w:p>
+    <w:p>
+      <w:pPr>
+        <w:rPr>
+          <w:lang w:val="en-US"/>
+        </w:rPr>
+      </w:pPr>
+      <w:r>
+        <w:rPr>
+          <w:lang w:val="en-US"/>
+        </w:rPr>
+        <w:t>JOIN MARKER ON MARKER.WORK_OBJECT_ID = WORK_OBJECT.ID</w:t>
+      </w:r>
+    </w:p>
+    <w:p>
+      <w:pPr>
+        <w:rPr>
+          <w:lang w:val="en-US"/>
+        </w:rPr>
+      </w:pPr>
+      <w:r>
+        <w:rPr>
+          <w:lang w:val="en-US"/>
+        </w:rPr>
+        <w:t>WHERE DINOSAURUS.LOCATION_ID = WORK.LOCATION_ID AND WORK_OBJECT.ID = MARKER.WORK_OBJECT_ID AND WORK.ACTION = '</w:t>
+      </w:r>
+      <w:proofErr w:type="spellStart"/>
+      <w:r>
+        <w:rPr>
+          <w:lang w:val="en-US"/>
+        </w:rPr>
+        <w:t>поставить</w:t>
+      </w:r>
+      <w:proofErr w:type="spellEnd"/>
+      <w:r>
+        <w:rPr>
+          <w:lang w:val="en-US"/>
+        </w:rPr>
+        <w:t>'</w:t>
+      </w:r>
+    </w:p>
+    <w:p>
+      <w:pPr>
+        <w:rPr>
+          <w:lang w:val="en-US"/>
+        </w:rPr>
+      </w:pPr>
+      <w:r>
+        <w:rPr>
+          <w:lang w:val="en-US"/>
+        </w:rPr>
+        <w:t xml:space="preserve">GROUP BY PEOPLE.NAME) </w:t>
+      </w:r>
+    </w:p>
+    <w:p>
+      <w:pPr>
+        <w:rPr>
+          <w:lang w:val="en-US"/>
+        </w:rPr>
+      </w:pPr>
+      <w:r>
+        <w:rPr>
+          <w:lang w:val="en-US"/>
+        </w:rPr>
+        <w:t>SELECT NAME, AMOUNT FROM PERSON_COUNTS</w:t>
+      </w:r>
+    </w:p>
+    <w:p>
+      <w:r>
+        <w:rPr>
+          <w:lang w:val="en-US"/>
+        </w:rPr>
+        <w:t>WHERE</w:t>
+      </w:r>
+      <w:r>
+        <w:t xml:space="preserve"> </w:t>
+      </w:r>
+      <w:r>
+        <w:rPr>
+          <w:lang w:val="en-US"/>
+        </w:rPr>
+        <w:t>AMOUNT</w:t>
+      </w:r>
+      <w:r>
+        <w:t xml:space="preserve"> = (</w:t>
+      </w:r>
+      <w:r>
+        <w:rPr>
+          <w:lang w:val="en-US"/>
+        </w:rPr>
+        <w:t>SELECT</w:t>
+      </w:r>
+      <w:r>
+        <w:t xml:space="preserve"> </w:t>
+      </w:r>
+      <w:r>
+        <w:rPr>
+          <w:lang w:val="en-US"/>
+        </w:rPr>
+        <w:t>MAX</w:t>
+      </w:r>
+      <w:r>
+        <w:t>(</w:t>
+      </w:r>
+      <w:r>
+        <w:rPr>
+          <w:lang w:val="en-US"/>
+        </w:rPr>
+        <w:t>AMOUNT</w:t>
+      </w:r>
+      <w:r>
+        <w:t xml:space="preserve">) </w:t>
+      </w:r>
+      <w:r>
+        <w:rPr>
+          <w:lang w:val="en-US"/>
+        </w:rPr>
+        <w:t>FROM</w:t>
+      </w:r>
+      <w:r>
+        <w:t xml:space="preserve"> </w:t>
+      </w:r>
+      <w:r>
+        <w:rPr>
+          <w:lang w:val="en-US"/>
+        </w:rPr>
+        <w:t>PERSON</w:t>
+      </w:r>
+      <w:r>
+        <w:t>_</w:t>
+      </w:r>
+      <w:r>
+        <w:rPr>
+          <w:lang w:val="en-US"/>
+        </w:rPr>
+        <w:t>COUNTS</w:t>
+      </w:r>
+      <w:r>
+        <w:t>); -- ВОЗВРАЩАЕТ ИМЯ И КОЛИЧЕСТВО МАРКЕРОВ, УСТАНОВЛЕННЫХ В ЛОКАЦИИ С ДИНОЗАВРАМИ</w:t>
       </w:r>
     </w:p>
     <w:sectPr>
